--- a/CMMS_Proposal.docx
+++ b/CMMS_Proposal.docx
@@ -1097,7 +1097,12 @@
         </w:rPr>
       </w:pPr>
       <w:r>
-        <w:rPr/>
+        <w:rPr>
+          <w:rFonts w:ascii="Times New Roman" w:hAnsi="Times New Roman"/>
+          <w:color w:val="3465A4"/>
+          <w:sz w:val="28"/>
+          <w:szCs w:val="28"/>
+        </w:rPr>
       </w:r>
     </w:p>
     <w:tbl>
@@ -1250,23 +1255,7 @@
                 <w:sz w:val="28"/>
                 <w:szCs w:val="28"/>
               </w:rPr>
-              <w:t xml:space="preserve">Requirements Analysis </w:t>
-            </w:r>
-            <w:r>
-              <w:rPr>
-                <w:rFonts w:ascii="Times New Roman" w:hAnsi="Times New Roman"/>
-                <w:sz w:val="28"/>
-                <w:szCs w:val="28"/>
-              </w:rPr>
-              <w:t>&amp;</w:t>
-            </w:r>
-            <w:r>
-              <w:rPr>
-                <w:rFonts w:ascii="Times New Roman" w:hAnsi="Times New Roman"/>
-                <w:sz w:val="28"/>
-                <w:szCs w:val="28"/>
-              </w:rPr>
-              <w:t xml:space="preserve"> System Design</w:t>
+              <w:t>Requirements Analysis &amp; System Design</w:t>
             </w:r>
           </w:p>
         </w:tc>
@@ -1292,23 +1281,7 @@
                 <w:sz w:val="28"/>
                 <w:szCs w:val="28"/>
               </w:rPr>
-              <w:t>Gather system requirements from hospital workflow, define user roles (doctor, nurse, biomedical engineer), c</w:t>
-            </w:r>
-            <w:r>
-              <w:rPr>
-                <w:rFonts w:ascii="Times New Roman" w:hAnsi="Times New Roman"/>
-                <w:sz w:val="28"/>
-                <w:szCs w:val="28"/>
-              </w:rPr>
-              <w:t>reate</w:t>
-            </w:r>
-            <w:r>
-              <w:rPr>
-                <w:rFonts w:ascii="Times New Roman" w:hAnsi="Times New Roman"/>
-                <w:sz w:val="28"/>
-                <w:szCs w:val="28"/>
-              </w:rPr>
-              <w:t xml:space="preserve"> database schema, and design UI wireframes (Figma).</w:t>
+              <w:t>Gather system requirements from hospital workflow, define user roles (doctor, nurse, biomedical engineer), create database schema, and design UI wireframes (Figma).</w:t>
             </w:r>
           </w:p>
         </w:tc>
@@ -1765,6 +1738,34 @@
               <w:t>Deployment &amp; Final Presentation</w:t>
             </w:r>
           </w:p>
+          <w:p>
+            <w:pPr>
+              <w:pStyle w:val="TableContents"/>
+              <w:spacing w:before="0" w:after="200"/>
+              <w:rPr>
+                <w:rFonts w:ascii="Times New Roman" w:hAnsi="Times New Roman"/>
+                <w:sz w:val="28"/>
+                <w:szCs w:val="28"/>
+              </w:rPr>
+            </w:pPr>
+            <w:r>
+              <w:rPr/>
+            </w:r>
+          </w:p>
+          <w:p>
+            <w:pPr>
+              <w:pStyle w:val="TableContents"/>
+              <w:spacing w:before="0" w:after="200"/>
+              <w:rPr>
+                <w:rFonts w:ascii="Times New Roman" w:hAnsi="Times New Roman"/>
+                <w:sz w:val="28"/>
+                <w:szCs w:val="28"/>
+              </w:rPr>
+            </w:pPr>
+            <w:r>
+              <w:rPr/>
+            </w:r>
+          </w:p>
         </w:tc>
         <w:tc>
           <w:tcPr>
@@ -1791,6 +1792,42 @@
               <w:t>Deploy the system, prepare documentation, and present final demo with full system workflow.</w:t>
             </w:r>
           </w:p>
+          <w:p>
+            <w:pPr>
+              <w:pStyle w:val="TableContents"/>
+              <w:spacing w:before="0" w:after="200"/>
+              <w:rPr>
+                <w:rFonts w:ascii="Times New Roman" w:hAnsi="Times New Roman"/>
+                <w:sz w:val="28"/>
+                <w:szCs w:val="28"/>
+              </w:rPr>
+            </w:pPr>
+            <w:hyperlink r:id="rId2">
+              <w:r>
+                <w:rPr>
+                  <w:rStyle w:val="Hyperlink"/>
+                  <w:rFonts w:ascii="Times New Roman" w:hAnsi="Times New Roman"/>
+                  <w:sz w:val="28"/>
+                  <w:szCs w:val="28"/>
+                </w:rPr>
+                <w:t>https://github.com/sondosmohammed0100-cmyk/Graduation_Proj.git</w:t>
+              </w:r>
+            </w:hyperlink>
+          </w:p>
+          <w:p>
+            <w:pPr>
+              <w:pStyle w:val="TableContents"/>
+              <w:spacing w:before="0" w:after="200"/>
+              <w:rPr>
+                <w:rFonts w:ascii="Times New Roman" w:hAnsi="Times New Roman"/>
+                <w:sz w:val="28"/>
+                <w:szCs w:val="28"/>
+              </w:rPr>
+            </w:pPr>
+            <w:r>
+              <w:rPr/>
+            </w:r>
+          </w:p>
         </w:tc>
       </w:tr>
     </w:tbl>
@@ -1830,18 +1867,7 @@
           <w:sz w:val="36"/>
           <w:szCs w:val="36"/>
         </w:rPr>
-        <w:t>5-</w:t>
-      </w:r>
-      <w:r>
-        <w:rPr>
-          <w:rFonts w:ascii="Arial Black" w:hAnsi="Arial Black"/>
-          <w:b/>
-          <w:bCs/>
-          <w:color w:val="3465A4"/>
-          <w:sz w:val="36"/>
-          <w:szCs w:val="36"/>
-        </w:rPr>
-        <w:t>Class Diagram UML</w:t>
+        <w:t>5-Class Diagram UML</w:t>
       </w:r>
     </w:p>
     <w:p>
@@ -1857,9 +1883,9 @@
       </w:pPr>
       <w:r>
         <w:rPr>
-          <w:rFonts w:ascii="Arial Black" w:hAnsi="Arial Black"/>
-          <w:sz w:val="36"/>
-          <w:szCs w:val="36"/>
+          <w:b/>
+          <w:bCs/>
+          <w:color w:val="3465A4"/>
         </w:rPr>
         <w:drawing>
           <wp:anchor behindDoc="0" distT="0" distB="0" distL="0" distR="0" simplePos="0" locked="0" layoutInCell="0" allowOverlap="1" relativeHeight="2">
@@ -1887,7 +1913,7 @@
                     </pic:cNvPicPr>
                   </pic:nvPicPr>
                   <pic:blipFill>
-                    <a:blip r:embed="rId2"/>
+                    <a:blip r:embed="rId3"/>
                     <a:stretch>
                       <a:fillRect/>
                     </a:stretch>
@@ -1950,6 +1976,7 @@
         </w:tabs>
         <w:ind w:left="1080" w:hanging="360"/>
       </w:pPr>
+      <w:rPr/>
     </w:lvl>
     <w:lvl w:ilvl="2">
       <w:start w:val="1"/>
@@ -1962,6 +1989,7 @@
         </w:tabs>
         <w:ind w:left="1440" w:hanging="360"/>
       </w:pPr>
+      <w:rPr/>
     </w:lvl>
     <w:lvl w:ilvl="3">
       <w:start w:val="1"/>
@@ -1974,6 +2002,7 @@
         </w:tabs>
         <w:ind w:left="1800" w:hanging="360"/>
       </w:pPr>
+      <w:rPr/>
     </w:lvl>
     <w:lvl w:ilvl="4">
       <w:start w:val="1"/>
@@ -1986,6 +2015,7 @@
         </w:tabs>
         <w:ind w:left="2160" w:hanging="360"/>
       </w:pPr>
+      <w:rPr/>
     </w:lvl>
     <w:lvl w:ilvl="5">
       <w:start w:val="1"/>
@@ -1998,6 +2028,7 @@
         </w:tabs>
         <w:ind w:left="2520" w:hanging="360"/>
       </w:pPr>
+      <w:rPr/>
     </w:lvl>
     <w:lvl w:ilvl="6">
       <w:start w:val="1"/>
@@ -2010,6 +2041,7 @@
         </w:tabs>
         <w:ind w:left="2880" w:hanging="360"/>
       </w:pPr>
+      <w:rPr/>
     </w:lvl>
     <w:lvl w:ilvl="7">
       <w:start w:val="1"/>
@@ -2022,6 +2054,7 @@
         </w:tabs>
         <w:ind w:left="3240" w:hanging="360"/>
       </w:pPr>
+      <w:rPr/>
     </w:lvl>
     <w:lvl w:ilvl="8">
       <w:start w:val="1"/>
@@ -2034,6 +2067,7 @@
         </w:tabs>
         <w:ind w:left="3600" w:hanging="360"/>
       </w:pPr>
+      <w:rPr/>
     </w:lvl>
   </w:abstractNum>
   <w:abstractNum w:abstractNumId="2">
@@ -2063,6 +2097,7 @@
         </w:tabs>
         <w:ind w:left="1080" w:hanging="360"/>
       </w:pPr>
+      <w:rPr/>
     </w:lvl>
     <w:lvl w:ilvl="2">
       <w:start w:val="1"/>
@@ -2075,6 +2110,7 @@
         </w:tabs>
         <w:ind w:left="1440" w:hanging="360"/>
       </w:pPr>
+      <w:rPr/>
     </w:lvl>
     <w:lvl w:ilvl="3">
       <w:start w:val="1"/>
@@ -2087,6 +2123,7 @@
         </w:tabs>
         <w:ind w:left="1800" w:hanging="360"/>
       </w:pPr>
+      <w:rPr/>
     </w:lvl>
     <w:lvl w:ilvl="4">
       <w:start w:val="1"/>
@@ -2099,6 +2136,7 @@
         </w:tabs>
         <w:ind w:left="2160" w:hanging="360"/>
       </w:pPr>
+      <w:rPr/>
     </w:lvl>
     <w:lvl w:ilvl="5">
       <w:start w:val="1"/>
@@ -2111,6 +2149,7 @@
         </w:tabs>
         <w:ind w:left="2520" w:hanging="360"/>
       </w:pPr>
+      <w:rPr/>
     </w:lvl>
     <w:lvl w:ilvl="6">
       <w:start w:val="1"/>
@@ -2123,6 +2162,7 @@
         </w:tabs>
         <w:ind w:left="2880" w:hanging="360"/>
       </w:pPr>
+      <w:rPr/>
     </w:lvl>
     <w:lvl w:ilvl="7">
       <w:start w:val="1"/>
@@ -2135,6 +2175,7 @@
         </w:tabs>
         <w:ind w:left="3240" w:hanging="360"/>
       </w:pPr>
+      <w:rPr/>
     </w:lvl>
     <w:lvl w:ilvl="8">
       <w:start w:val="1"/>
@@ -2147,6 +2188,7 @@
         </w:tabs>
         <w:ind w:left="3600" w:hanging="360"/>
       </w:pPr>
+      <w:rPr/>
     </w:lvl>
   </w:abstractNum>
   <w:abstractNum w:abstractNumId="3">
@@ -2176,6 +2218,7 @@
         </w:tabs>
         <w:ind w:left="1080" w:hanging="360"/>
       </w:pPr>
+      <w:rPr/>
     </w:lvl>
     <w:lvl w:ilvl="2">
       <w:start w:val="1"/>
@@ -2188,6 +2231,7 @@
         </w:tabs>
         <w:ind w:left="1440" w:hanging="360"/>
       </w:pPr>
+      <w:rPr/>
     </w:lvl>
     <w:lvl w:ilvl="3">
       <w:start w:val="1"/>
@@ -2200,6 +2244,7 @@
         </w:tabs>
         <w:ind w:left="1800" w:hanging="360"/>
       </w:pPr>
+      <w:rPr/>
     </w:lvl>
     <w:lvl w:ilvl="4">
       <w:start w:val="1"/>
@@ -2212,6 +2257,7 @@
         </w:tabs>
         <w:ind w:left="2160" w:hanging="360"/>
       </w:pPr>
+      <w:rPr/>
     </w:lvl>
     <w:lvl w:ilvl="5">
       <w:start w:val="1"/>
@@ -2224,6 +2270,7 @@
         </w:tabs>
         <w:ind w:left="2520" w:hanging="360"/>
       </w:pPr>
+      <w:rPr/>
     </w:lvl>
     <w:lvl w:ilvl="6">
       <w:start w:val="1"/>
@@ -2236,6 +2283,7 @@
         </w:tabs>
         <w:ind w:left="2880" w:hanging="360"/>
       </w:pPr>
+      <w:rPr/>
     </w:lvl>
     <w:lvl w:ilvl="7">
       <w:start w:val="1"/>
@@ -2248,6 +2296,7 @@
         </w:tabs>
         <w:ind w:left="3240" w:hanging="360"/>
       </w:pPr>
+      <w:rPr/>
     </w:lvl>
     <w:lvl w:ilvl="8">
       <w:start w:val="1"/>
@@ -2260,6 +2309,7 @@
         </w:tabs>
         <w:ind w:left="3600" w:hanging="360"/>
       </w:pPr>
+      <w:rPr/>
     </w:lvl>
   </w:abstractNum>
   <w:abstractNum w:abstractNumId="4">
@@ -2287,6 +2337,7 @@
         </w:tabs>
         <w:ind w:left="1080" w:hanging="360"/>
       </w:pPr>
+      <w:rPr/>
     </w:lvl>
     <w:lvl w:ilvl="2">
       <w:start w:val="1"/>
@@ -2299,6 +2350,7 @@
         </w:tabs>
         <w:ind w:left="1440" w:hanging="360"/>
       </w:pPr>
+      <w:rPr/>
     </w:lvl>
     <w:lvl w:ilvl="3">
       <w:start w:val="1"/>
@@ -2311,6 +2363,7 @@
         </w:tabs>
         <w:ind w:left="1800" w:hanging="360"/>
       </w:pPr>
+      <w:rPr/>
     </w:lvl>
     <w:lvl w:ilvl="4">
       <w:start w:val="1"/>
@@ -2323,6 +2376,7 @@
         </w:tabs>
         <w:ind w:left="2160" w:hanging="360"/>
       </w:pPr>
+      <w:rPr/>
     </w:lvl>
     <w:lvl w:ilvl="5">
       <w:start w:val="1"/>
@@ -2335,6 +2389,7 @@
         </w:tabs>
         <w:ind w:left="2520" w:hanging="360"/>
       </w:pPr>
+      <w:rPr/>
     </w:lvl>
     <w:lvl w:ilvl="6">
       <w:start w:val="1"/>
@@ -2347,6 +2402,7 @@
         </w:tabs>
         <w:ind w:left="2880" w:hanging="360"/>
       </w:pPr>
+      <w:rPr/>
     </w:lvl>
     <w:lvl w:ilvl="7">
       <w:start w:val="1"/>
@@ -2359,6 +2415,7 @@
         </w:tabs>
         <w:ind w:left="3240" w:hanging="360"/>
       </w:pPr>
+      <w:rPr/>
     </w:lvl>
     <w:lvl w:ilvl="8">
       <w:start w:val="1"/>
@@ -2371,6 +2428,7 @@
         </w:tabs>
         <w:ind w:left="3600" w:hanging="360"/>
       </w:pPr>
+      <w:rPr/>
     </w:lvl>
   </w:abstractNum>
   <w:abstractNum w:abstractNumId="5">
@@ -2398,6 +2456,7 @@
         </w:tabs>
         <w:ind w:left="1080" w:hanging="360"/>
       </w:pPr>
+      <w:rPr/>
     </w:lvl>
     <w:lvl w:ilvl="2">
       <w:start w:val="1"/>
@@ -2410,6 +2469,7 @@
         </w:tabs>
         <w:ind w:left="1440" w:hanging="360"/>
       </w:pPr>
+      <w:rPr/>
     </w:lvl>
     <w:lvl w:ilvl="3">
       <w:start w:val="1"/>
@@ -2422,6 +2482,7 @@
         </w:tabs>
         <w:ind w:left="1800" w:hanging="360"/>
       </w:pPr>
+      <w:rPr/>
     </w:lvl>
     <w:lvl w:ilvl="4">
       <w:start w:val="1"/>
@@ -2434,6 +2495,7 @@
         </w:tabs>
         <w:ind w:left="2160" w:hanging="360"/>
       </w:pPr>
+      <w:rPr/>
     </w:lvl>
     <w:lvl w:ilvl="5">
       <w:start w:val="1"/>
@@ -2446,6 +2508,7 @@
         </w:tabs>
         <w:ind w:left="2520" w:hanging="360"/>
       </w:pPr>
+      <w:rPr/>
     </w:lvl>
     <w:lvl w:ilvl="6">
       <w:start w:val="1"/>
@@ -2458,6 +2521,7 @@
         </w:tabs>
         <w:ind w:left="2880" w:hanging="360"/>
       </w:pPr>
+      <w:rPr/>
     </w:lvl>
     <w:lvl w:ilvl="7">
       <w:start w:val="1"/>
@@ -2470,6 +2534,7 @@
         </w:tabs>
         <w:ind w:left="3240" w:hanging="360"/>
       </w:pPr>
+      <w:rPr/>
     </w:lvl>
     <w:lvl w:ilvl="8">
       <w:start w:val="1"/>
@@ -2482,6 +2547,7 @@
         </w:tabs>
         <w:ind w:left="3600" w:hanging="360"/>
       </w:pPr>
+      <w:rPr/>
     </w:lvl>
   </w:abstractNum>
   <w:abstractNum w:abstractNumId="6">
@@ -2509,6 +2575,7 @@
         </w:tabs>
         <w:ind w:left="1080" w:hanging="360"/>
       </w:pPr>
+      <w:rPr/>
     </w:lvl>
     <w:lvl w:ilvl="2">
       <w:start w:val="1"/>
@@ -2521,6 +2588,7 @@
         </w:tabs>
         <w:ind w:left="1440" w:hanging="360"/>
       </w:pPr>
+      <w:rPr/>
     </w:lvl>
     <w:lvl w:ilvl="3">
       <w:start w:val="1"/>
@@ -2533,6 +2601,7 @@
         </w:tabs>
         <w:ind w:left="1800" w:hanging="360"/>
       </w:pPr>
+      <w:rPr/>
     </w:lvl>
     <w:lvl w:ilvl="4">
       <w:start w:val="1"/>
@@ -2545,6 +2614,7 @@
         </w:tabs>
         <w:ind w:left="2160" w:hanging="360"/>
       </w:pPr>
+      <w:rPr/>
     </w:lvl>
     <w:lvl w:ilvl="5">
       <w:start w:val="1"/>
@@ -2557,6 +2627,7 @@
         </w:tabs>
         <w:ind w:left="2520" w:hanging="360"/>
       </w:pPr>
+      <w:rPr/>
     </w:lvl>
     <w:lvl w:ilvl="6">
       <w:start w:val="1"/>
@@ -2569,6 +2640,7 @@
         </w:tabs>
         <w:ind w:left="2880" w:hanging="360"/>
       </w:pPr>
+      <w:rPr/>
     </w:lvl>
     <w:lvl w:ilvl="7">
       <w:start w:val="1"/>
@@ -2581,6 +2653,7 @@
         </w:tabs>
         <w:ind w:left="3240" w:hanging="360"/>
       </w:pPr>
+      <w:rPr/>
     </w:lvl>
     <w:lvl w:ilvl="8">
       <w:start w:val="1"/>
@@ -2593,6 +2666,7 @@
         </w:tabs>
         <w:ind w:left="3600" w:hanging="360"/>
       </w:pPr>
+      <w:rPr/>
     </w:lvl>
   </w:abstractNum>
   <w:abstractNum w:abstractNumId="7">
@@ -2743,7 +2817,7 @@
   <w:docDefaults>
     <w:rPrDefault>
       <w:rPr>
-        <w:rFonts w:ascii="Cambria" w:hAnsi="Cambria" w:eastAsia="ＭＳ 明朝" w:cs="" w:asciiTheme="minorHAnsi" w:cstheme="minorBidi" w:eastAsiaTheme="minorEastAsia" w:hAnsiTheme="minorHAnsi"/>
+        <w:rFonts w:ascii="Cambria" w:hAnsi="Cambria" w:eastAsia="" w:cs="" w:asciiTheme="minorHAnsi" w:cstheme="minorBidi" w:eastAsiaTheme="minorEastAsia" w:hAnsiTheme="minorHAnsi"/>
         <w:sz w:val="22"/>
         <w:szCs w:val="22"/>
         <w:lang w:val="en-US" w:eastAsia="en-US" w:bidi="ar-SA"/>
@@ -2900,12 +2974,13 @@
     <w:rsid w:val="00fc693f"/>
     <w:pPr>
       <w:widowControl/>
+      <w:suppressAutoHyphens w:val="true"/>
       <w:bidi w:val="0"/>
       <w:spacing w:lineRule="auto" w:line="276" w:before="0" w:after="200"/>
       <w:jc w:val="left"/>
     </w:pPr>
     <w:rPr>
-      <w:rFonts w:ascii="Cambria" w:hAnsi="Cambria" w:eastAsia="ＭＳ 明朝" w:cs="" w:asciiTheme="minorHAnsi" w:cstheme="minorBidi" w:eastAsiaTheme="minorEastAsia" w:hAnsiTheme="minorHAnsi"/>
+      <w:rFonts w:ascii="Cambria" w:hAnsi="Cambria" w:eastAsia="" w:cs="" w:asciiTheme="minorHAnsi" w:cstheme="minorBidi" w:eastAsiaTheme="minorEastAsia" w:hAnsiTheme="minorHAnsi"/>
       <w:color w:val="auto"/>
       <w:kern w:val="0"/>
       <w:sz w:val="22"/>
@@ -2928,7 +3003,7 @@
       <w:outlineLvl w:val="0"/>
     </w:pPr>
     <w:rPr>
-      <w:rFonts w:ascii="Calibri" w:hAnsi="Calibri" w:eastAsia="ＭＳ ゴシック" w:cs="" w:asciiTheme="majorHAnsi" w:cstheme="majorBidi" w:eastAsiaTheme="majorEastAsia" w:hAnsiTheme="majorHAnsi"/>
+      <w:rFonts w:ascii="Calibri" w:hAnsi="Calibri" w:eastAsia="" w:cs="" w:asciiTheme="majorHAnsi" w:cstheme="majorBidi" w:eastAsiaTheme="majorEastAsia" w:hAnsiTheme="majorHAnsi"/>
       <w:b/>
       <w:bCs/>
       <w:color w:themeColor="accent1" w:themeShade="bf" w:val="365F91"/>
@@ -2952,7 +3027,7 @@
       <w:outlineLvl w:val="1"/>
     </w:pPr>
     <w:rPr>
-      <w:rFonts w:ascii="Calibri" w:hAnsi="Calibri" w:eastAsia="ＭＳ ゴシック" w:cs="" w:asciiTheme="majorHAnsi" w:cstheme="majorBidi" w:eastAsiaTheme="majorEastAsia" w:hAnsiTheme="majorHAnsi"/>
+      <w:rFonts w:ascii="Calibri" w:hAnsi="Calibri" w:eastAsia="" w:cs="" w:asciiTheme="majorHAnsi" w:cstheme="majorBidi" w:eastAsiaTheme="majorEastAsia" w:hAnsiTheme="majorHAnsi"/>
       <w:b/>
       <w:bCs/>
       <w:color w:themeColor="accent1" w:val="4F81BD"/>
@@ -2976,7 +3051,7 @@
       <w:outlineLvl w:val="2"/>
     </w:pPr>
     <w:rPr>
-      <w:rFonts w:ascii="Calibri" w:hAnsi="Calibri" w:eastAsia="ＭＳ ゴシック" w:cs="" w:asciiTheme="majorHAnsi" w:cstheme="majorBidi" w:eastAsiaTheme="majorEastAsia" w:hAnsiTheme="majorHAnsi"/>
+      <w:rFonts w:ascii="Calibri" w:hAnsi="Calibri" w:eastAsia="" w:cs="" w:asciiTheme="majorHAnsi" w:cstheme="majorBidi" w:eastAsiaTheme="majorEastAsia" w:hAnsiTheme="majorHAnsi"/>
       <w:b/>
       <w:bCs/>
       <w:color w:themeColor="accent1" w:val="4F81BD"/>
@@ -2999,7 +3074,7 @@
       <w:outlineLvl w:val="3"/>
     </w:pPr>
     <w:rPr>
-      <w:rFonts w:ascii="Calibri" w:hAnsi="Calibri" w:eastAsia="ＭＳ ゴシック" w:cs="" w:asciiTheme="majorHAnsi" w:cstheme="majorBidi" w:eastAsiaTheme="majorEastAsia" w:hAnsiTheme="majorHAnsi"/>
+      <w:rFonts w:ascii="Calibri" w:hAnsi="Calibri" w:eastAsia="" w:cs="" w:asciiTheme="majorHAnsi" w:cstheme="majorBidi" w:eastAsiaTheme="majorEastAsia" w:hAnsiTheme="majorHAnsi"/>
       <w:b/>
       <w:bCs/>
       <w:i/>
@@ -3024,7 +3099,7 @@
       <w:outlineLvl w:val="4"/>
     </w:pPr>
     <w:rPr>
-      <w:rFonts w:ascii="Calibri" w:hAnsi="Calibri" w:eastAsia="ＭＳ ゴシック" w:cs="" w:asciiTheme="majorHAnsi" w:cstheme="majorBidi" w:eastAsiaTheme="majorEastAsia" w:hAnsiTheme="majorHAnsi"/>
+      <w:rFonts w:ascii="Calibri" w:hAnsi="Calibri" w:eastAsia="" w:cs="" w:asciiTheme="majorHAnsi" w:cstheme="majorBidi" w:eastAsiaTheme="majorEastAsia" w:hAnsiTheme="majorHAnsi"/>
       <w:color w:themeColor="accent1" w:themeShade="7f" w:val="243F60"/>
     </w:rPr>
   </w:style>
@@ -3045,7 +3120,7 @@
       <w:outlineLvl w:val="5"/>
     </w:pPr>
     <w:rPr>
-      <w:rFonts w:ascii="Calibri" w:hAnsi="Calibri" w:eastAsia="ＭＳ ゴシック" w:cs="" w:asciiTheme="majorHAnsi" w:cstheme="majorBidi" w:eastAsiaTheme="majorEastAsia" w:hAnsiTheme="majorHAnsi"/>
+      <w:rFonts w:ascii="Calibri" w:hAnsi="Calibri" w:eastAsia="" w:cs="" w:asciiTheme="majorHAnsi" w:cstheme="majorBidi" w:eastAsiaTheme="majorEastAsia" w:hAnsiTheme="majorHAnsi"/>
       <w:i/>
       <w:iCs/>
       <w:color w:themeColor="accent1" w:themeShade="7f" w:val="243F60"/>
@@ -3068,7 +3143,7 @@
       <w:outlineLvl w:val="6"/>
     </w:pPr>
     <w:rPr>
-      <w:rFonts w:ascii="Calibri" w:hAnsi="Calibri" w:eastAsia="ＭＳ ゴシック" w:cs="" w:asciiTheme="majorHAnsi" w:cstheme="majorBidi" w:eastAsiaTheme="majorEastAsia" w:hAnsiTheme="majorHAnsi"/>
+      <w:rFonts w:ascii="Calibri" w:hAnsi="Calibri" w:eastAsia="" w:cs="" w:asciiTheme="majorHAnsi" w:cstheme="majorBidi" w:eastAsiaTheme="majorEastAsia" w:hAnsiTheme="majorHAnsi"/>
       <w:i/>
       <w:iCs/>
       <w:color w:themeColor="text1" w:themeTint="bf" w:val="404040"/>
@@ -3091,7 +3166,7 @@
       <w:outlineLvl w:val="7"/>
     </w:pPr>
     <w:rPr>
-      <w:rFonts w:ascii="Calibri" w:hAnsi="Calibri" w:eastAsia="ＭＳ ゴシック" w:cs="" w:asciiTheme="majorHAnsi" w:cstheme="majorBidi" w:eastAsiaTheme="majorEastAsia" w:hAnsiTheme="majorHAnsi"/>
+      <w:rFonts w:ascii="Calibri" w:hAnsi="Calibri" w:eastAsia="" w:cs="" w:asciiTheme="majorHAnsi" w:cstheme="majorBidi" w:eastAsiaTheme="majorEastAsia" w:hAnsiTheme="majorHAnsi"/>
       <w:color w:themeColor="accent1" w:val="4F81BD"/>
       <w:sz w:val="20"/>
       <w:szCs w:val="20"/>
@@ -3114,7 +3189,7 @@
       <w:outlineLvl w:val="8"/>
     </w:pPr>
     <w:rPr>
-      <w:rFonts w:ascii="Calibri" w:hAnsi="Calibri" w:eastAsia="ＭＳ ゴシック" w:cs="" w:asciiTheme="majorHAnsi" w:cstheme="majorBidi" w:eastAsiaTheme="majorEastAsia" w:hAnsiTheme="majorHAnsi"/>
+      <w:rFonts w:ascii="Calibri" w:hAnsi="Calibri" w:eastAsia="" w:cs="" w:asciiTheme="majorHAnsi" w:cstheme="majorBidi" w:eastAsiaTheme="majorEastAsia" w:hAnsiTheme="majorHAnsi"/>
       <w:i/>
       <w:iCs/>
       <w:color w:themeColor="text1" w:themeTint="bf" w:val="404040"/>
@@ -3156,7 +3231,7 @@
     <w:qFormat/>
     <w:rsid w:val="00fc693f"/>
     <w:rPr>
-      <w:rFonts w:ascii="Calibri" w:hAnsi="Calibri" w:eastAsia="ＭＳ ゴシック" w:cs="" w:asciiTheme="majorHAnsi" w:cstheme="majorBidi" w:eastAsiaTheme="majorEastAsia" w:hAnsiTheme="majorHAnsi"/>
+      <w:rFonts w:ascii="Calibri" w:hAnsi="Calibri" w:eastAsia="" w:cs="" w:asciiTheme="majorHAnsi" w:cstheme="majorBidi" w:eastAsiaTheme="majorEastAsia" w:hAnsiTheme="majorHAnsi"/>
       <w:b/>
       <w:bCs/>
       <w:color w:themeColor="accent1" w:themeShade="bf" w:val="365F91"/>
@@ -3172,7 +3247,7 @@
     <w:qFormat/>
     <w:rsid w:val="00fc693f"/>
     <w:rPr>
-      <w:rFonts w:ascii="Calibri" w:hAnsi="Calibri" w:eastAsia="ＭＳ ゴシック" w:cs="" w:asciiTheme="majorHAnsi" w:cstheme="majorBidi" w:eastAsiaTheme="majorEastAsia" w:hAnsiTheme="majorHAnsi"/>
+      <w:rFonts w:ascii="Calibri" w:hAnsi="Calibri" w:eastAsia="" w:cs="" w:asciiTheme="majorHAnsi" w:cstheme="majorBidi" w:eastAsiaTheme="majorEastAsia" w:hAnsiTheme="majorHAnsi"/>
       <w:b/>
       <w:bCs/>
       <w:color w:themeColor="accent1" w:val="4F81BD"/>
@@ -3188,7 +3263,7 @@
     <w:qFormat/>
     <w:rsid w:val="00fc693f"/>
     <w:rPr>
-      <w:rFonts w:ascii="Calibri" w:hAnsi="Calibri" w:eastAsia="ＭＳ ゴシック" w:cs="" w:asciiTheme="majorHAnsi" w:cstheme="majorBidi" w:eastAsiaTheme="majorEastAsia" w:hAnsiTheme="majorHAnsi"/>
+      <w:rFonts w:ascii="Calibri" w:hAnsi="Calibri" w:eastAsia="" w:cs="" w:asciiTheme="majorHAnsi" w:cstheme="majorBidi" w:eastAsiaTheme="majorEastAsia" w:hAnsiTheme="majorHAnsi"/>
       <w:b/>
       <w:bCs/>
       <w:color w:themeColor="accent1" w:val="4F81BD"/>
@@ -3202,7 +3277,7 @@
     <w:qFormat/>
     <w:rsid w:val="00fc693f"/>
     <w:rPr>
-      <w:rFonts w:ascii="Calibri" w:hAnsi="Calibri" w:eastAsia="ＭＳ ゴシック" w:cs="" w:asciiTheme="majorHAnsi" w:cstheme="majorBidi" w:eastAsiaTheme="majorEastAsia" w:hAnsiTheme="majorHAnsi"/>
+      <w:rFonts w:ascii="Calibri" w:hAnsi="Calibri" w:eastAsia="" w:cs="" w:asciiTheme="majorHAnsi" w:cstheme="majorBidi" w:eastAsiaTheme="majorEastAsia" w:hAnsiTheme="majorHAnsi"/>
       <w:color w:themeColor="text2" w:themeShade="bf" w:val="17365D"/>
       <w:spacing w:val="5"/>
       <w:kern w:val="2"/>
@@ -3218,7 +3293,7 @@
     <w:qFormat/>
     <w:rsid w:val="00fc693f"/>
     <w:rPr>
-      <w:rFonts w:ascii="Calibri" w:hAnsi="Calibri" w:eastAsia="ＭＳ ゴシック" w:cs="" w:asciiTheme="majorHAnsi" w:cstheme="majorBidi" w:eastAsiaTheme="majorEastAsia" w:hAnsiTheme="majorHAnsi"/>
+      <w:rFonts w:ascii="Calibri" w:hAnsi="Calibri" w:eastAsia="" w:cs="" w:asciiTheme="majorHAnsi" w:cstheme="majorBidi" w:eastAsiaTheme="majorEastAsia" w:hAnsiTheme="majorHAnsi"/>
       <w:i/>
       <w:iCs/>
       <w:color w:themeColor="accent1" w:val="4F81BD"/>
@@ -3291,7 +3366,7 @@
     <w:qFormat/>
     <w:rsid w:val="00fc693f"/>
     <w:rPr>
-      <w:rFonts w:ascii="Calibri" w:hAnsi="Calibri" w:eastAsia="ＭＳ ゴシック" w:cs="" w:asciiTheme="majorHAnsi" w:cstheme="majorBidi" w:eastAsiaTheme="majorEastAsia" w:hAnsiTheme="majorHAnsi"/>
+      <w:rFonts w:ascii="Calibri" w:hAnsi="Calibri" w:eastAsia="" w:cs="" w:asciiTheme="majorHAnsi" w:cstheme="majorBidi" w:eastAsiaTheme="majorEastAsia" w:hAnsiTheme="majorHAnsi"/>
       <w:b/>
       <w:bCs/>
       <w:i/>
@@ -3308,7 +3383,7 @@
     <w:qFormat/>
     <w:rsid w:val="00fc693f"/>
     <w:rPr>
-      <w:rFonts w:ascii="Calibri" w:hAnsi="Calibri" w:eastAsia="ＭＳ ゴシック" w:cs="" w:asciiTheme="majorHAnsi" w:cstheme="majorBidi" w:eastAsiaTheme="majorEastAsia" w:hAnsiTheme="majorHAnsi"/>
+      <w:rFonts w:ascii="Calibri" w:hAnsi="Calibri" w:eastAsia="" w:cs="" w:asciiTheme="majorHAnsi" w:cstheme="majorBidi" w:eastAsiaTheme="majorEastAsia" w:hAnsiTheme="majorHAnsi"/>
       <w:color w:themeColor="accent1" w:themeShade="7f" w:val="243F60"/>
     </w:rPr>
   </w:style>
@@ -3321,7 +3396,7 @@
     <w:qFormat/>
     <w:rsid w:val="00fc693f"/>
     <w:rPr>
-      <w:rFonts w:ascii="Calibri" w:hAnsi="Calibri" w:eastAsia="ＭＳ ゴシック" w:cs="" w:asciiTheme="majorHAnsi" w:cstheme="majorBidi" w:eastAsiaTheme="majorEastAsia" w:hAnsiTheme="majorHAnsi"/>
+      <w:rFonts w:ascii="Calibri" w:hAnsi="Calibri" w:eastAsia="" w:cs="" w:asciiTheme="majorHAnsi" w:cstheme="majorBidi" w:eastAsiaTheme="majorEastAsia" w:hAnsiTheme="majorHAnsi"/>
       <w:i/>
       <w:iCs/>
       <w:color w:themeColor="accent1" w:themeShade="7f" w:val="243F60"/>
@@ -3336,7 +3411,7 @@
     <w:qFormat/>
     <w:rsid w:val="00fc693f"/>
     <w:rPr>
-      <w:rFonts w:ascii="Calibri" w:hAnsi="Calibri" w:eastAsia="ＭＳ ゴシック" w:cs="" w:asciiTheme="majorHAnsi" w:cstheme="majorBidi" w:eastAsiaTheme="majorEastAsia" w:hAnsiTheme="majorHAnsi"/>
+      <w:rFonts w:ascii="Calibri" w:hAnsi="Calibri" w:eastAsia="" w:cs="" w:asciiTheme="majorHAnsi" w:cstheme="majorBidi" w:eastAsiaTheme="majorEastAsia" w:hAnsiTheme="majorHAnsi"/>
       <w:i/>
       <w:iCs/>
       <w:color w:themeColor="text1" w:themeTint="bf" w:val="404040"/>
@@ -3351,7 +3426,7 @@
     <w:qFormat/>
     <w:rsid w:val="00fc693f"/>
     <w:rPr>
-      <w:rFonts w:ascii="Calibri" w:hAnsi="Calibri" w:eastAsia="ＭＳ ゴシック" w:cs="" w:asciiTheme="majorHAnsi" w:cstheme="majorBidi" w:eastAsiaTheme="majorEastAsia" w:hAnsiTheme="majorHAnsi"/>
+      <w:rFonts w:ascii="Calibri" w:hAnsi="Calibri" w:eastAsia="" w:cs="" w:asciiTheme="majorHAnsi" w:cstheme="majorBidi" w:eastAsiaTheme="majorEastAsia" w:hAnsiTheme="majorHAnsi"/>
       <w:color w:themeColor="accent1" w:val="4F81BD"/>
       <w:sz w:val="20"/>
       <w:szCs w:val="20"/>
@@ -3366,7 +3441,7 @@
     <w:qFormat/>
     <w:rsid w:val="00fc693f"/>
     <w:rPr>
-      <w:rFonts w:ascii="Calibri" w:hAnsi="Calibri" w:eastAsia="ＭＳ ゴシック" w:cs="" w:asciiTheme="majorHAnsi" w:cstheme="majorBidi" w:eastAsiaTheme="majorEastAsia" w:hAnsiTheme="majorHAnsi"/>
+      <w:rFonts w:ascii="Calibri" w:hAnsi="Calibri" w:eastAsia="" w:cs="" w:asciiTheme="majorHAnsi" w:cstheme="majorBidi" w:eastAsiaTheme="majorEastAsia" w:hAnsiTheme="majorHAnsi"/>
       <w:i/>
       <w:iCs/>
       <w:color w:themeColor="text1" w:themeTint="bf" w:val="404040"/>
@@ -3475,6 +3550,20 @@
       <w:bCs/>
       <w:smallCaps/>
       <w:spacing w:val="5"/>
+    </w:rPr>
+  </w:style>
+  <w:style w:type="character" w:styleId="Hyperlink">
+    <w:name w:val="Hyperlink"/>
+    <w:rPr>
+      <w:color w:val="000080"/>
+      <w:u w:val="single"/>
+    </w:rPr>
+  </w:style>
+  <w:style w:type="character" w:styleId="FollowedHyperlink">
+    <w:name w:val="FollowedHyperlink"/>
+    <w:rPr>
+      <w:color w:val="800000"/>
+      <w:u w:val="single"/>
     </w:rPr>
   </w:style>
   <w:style w:type="paragraph" w:styleId="Heading">
@@ -3596,12 +3685,13 @@
     <w:rsid w:val="00fc693f"/>
     <w:pPr>
       <w:widowControl/>
+      <w:suppressAutoHyphens w:val="true"/>
       <w:bidi w:val="0"/>
       <w:spacing w:lineRule="auto" w:line="240" w:before="0" w:after="0"/>
       <w:jc w:val="left"/>
     </w:pPr>
     <w:rPr>
-      <w:rFonts w:ascii="Cambria" w:hAnsi="Cambria" w:eastAsia="ＭＳ 明朝" w:cs="" w:asciiTheme="minorHAnsi" w:cstheme="minorBidi" w:eastAsiaTheme="minorEastAsia" w:hAnsiTheme="minorHAnsi"/>
+      <w:rFonts w:ascii="Cambria" w:hAnsi="Cambria" w:eastAsia="" w:cs="" w:asciiTheme="minorHAnsi" w:cstheme="minorBidi" w:eastAsiaTheme="minorEastAsia" w:hAnsiTheme="minorHAnsi"/>
       <w:color w:val="auto"/>
       <w:kern w:val="0"/>
       <w:sz w:val="22"/>
@@ -3625,7 +3715,7 @@
       <w:contextualSpacing/>
     </w:pPr>
     <w:rPr>
-      <w:rFonts w:ascii="Calibri" w:hAnsi="Calibri" w:eastAsia="ＭＳ ゴシック" w:cs="" w:asciiTheme="majorHAnsi" w:cstheme="majorBidi" w:eastAsiaTheme="majorEastAsia" w:hAnsiTheme="majorHAnsi"/>
+      <w:rFonts w:ascii="Calibri" w:hAnsi="Calibri" w:eastAsia="" w:cs="" w:asciiTheme="majorHAnsi" w:cstheme="majorBidi" w:eastAsiaTheme="majorEastAsia" w:hAnsiTheme="majorHAnsi"/>
       <w:color w:themeColor="text2" w:themeShade="bf" w:val="17365D"/>
       <w:spacing w:val="5"/>
       <w:kern w:val="2"/>
@@ -3643,7 +3733,7 @@
     <w:rsid w:val="00fc693f"/>
     <w:pPr/>
     <w:rPr>
-      <w:rFonts w:ascii="Calibri" w:hAnsi="Calibri" w:eastAsia="ＭＳ ゴシック" w:cs="" w:asciiTheme="majorHAnsi" w:cstheme="majorBidi" w:eastAsiaTheme="majorEastAsia" w:hAnsiTheme="majorHAnsi"/>
+      <w:rFonts w:ascii="Calibri" w:hAnsi="Calibri" w:eastAsia="" w:cs="" w:asciiTheme="majorHAnsi" w:cstheme="majorBidi" w:eastAsiaTheme="majorEastAsia" w:hAnsiTheme="majorHAnsi"/>
       <w:i/>
       <w:iCs/>
       <w:color w:themeColor="accent1" w:val="4F81BD"/>
@@ -3876,12 +3966,13 @@
         <w:tab w:val="left" w:pos="3456" w:leader="none"/>
         <w:tab w:val="left" w:pos="4032" w:leader="none"/>
       </w:tabs>
+      <w:suppressAutoHyphens w:val="true"/>
       <w:bidi w:val="0"/>
       <w:spacing w:lineRule="auto" w:line="276" w:before="0" w:after="200"/>
       <w:jc w:val="left"/>
     </w:pPr>
     <w:rPr>
-      <w:rFonts w:ascii="Courier" w:hAnsi="Courier" w:eastAsia="ＭＳ 明朝" w:cs="" w:cstheme="minorBidi" w:eastAsiaTheme="minorEastAsia"/>
+      <w:rFonts w:ascii="Courier" w:hAnsi="Courier" w:eastAsia="" w:cs="" w:cstheme="minorBidi" w:eastAsiaTheme="minorEastAsia"/>
       <w:color w:val="auto"/>
       <w:kern w:val="0"/>
       <w:sz w:val="20"/>
@@ -7102,7 +7193,6 @@
       <w:pPr>
         <w:spacing w:before="0" w:after="0" w:line="240" w:lineRule="auto"/>
       </w:pPr>
-      <w:rPr/>
       <w:tblPr/>
       <w:tcPr>
         <w:tcBorders>
@@ -7248,7 +7338,6 @@
       <w:pPr>
         <w:spacing w:before="0" w:after="0" w:line="240" w:lineRule="auto"/>
       </w:pPr>
-      <w:rPr/>
       <w:tblPr/>
       <w:tcPr>
         <w:tcBorders>
@@ -7394,7 +7483,6 @@
       <w:pPr>
         <w:spacing w:before="0" w:after="0" w:line="240" w:lineRule="auto"/>
       </w:pPr>
-      <w:rPr/>
       <w:tblPr/>
       <w:tcPr>
         <w:tcBorders>
@@ -7540,7 +7628,6 @@
       <w:pPr>
         <w:spacing w:before="0" w:after="0" w:line="240" w:lineRule="auto"/>
       </w:pPr>
-      <w:rPr/>
       <w:tblPr/>
       <w:tcPr>
         <w:tcBorders>
@@ -7686,7 +7773,6 @@
       <w:pPr>
         <w:spacing w:before="0" w:after="0" w:line="240" w:lineRule="auto"/>
       </w:pPr>
-      <w:rPr/>
       <w:tblPr/>
       <w:tcPr>
         <w:tcBorders>
@@ -7832,7 +7918,6 @@
       <w:pPr>
         <w:spacing w:before="0" w:after="0" w:line="240" w:lineRule="auto"/>
       </w:pPr>
-      <w:rPr/>
       <w:tblPr/>
       <w:tcPr>
         <w:tcBorders>
@@ -7978,7 +8063,6 @@
       <w:pPr>
         <w:spacing w:before="0" w:after="0" w:line="240" w:lineRule="auto"/>
       </w:pPr>
-      <w:rPr/>
       <w:tblPr/>
       <w:tcPr>
         <w:tcBorders>
